--- a/Sathurcigan.docx
+++ b/Sathurcigan.docx
@@ -4,7 +4,10 @@
   <w:body>
     <w:p>
       <w:r>
-        <w:t xml:space="preserve">RQ1: </w:t>
+        <w:t>Research Question</w:t>
+      </w:r>
+      <w:r>
+        <w:t xml:space="preserve">1: </w:t>
       </w:r>
       <w:r>
         <w:t>How does using AI-assisted code generation compare to traditional manual coding in improving developer productivity among software developers?</w:t>
@@ -13,7 +16,10 @@
     <w:p/>
     <w:p>
       <w:r>
-        <w:t xml:space="preserve">RQ2: </w:t>
+        <w:t>Research Question</w:t>
+      </w:r>
+      <w:r>
+        <w:t xml:space="preserve">2: </w:t>
       </w:r>
       <w:r>
         <w:t>What is the impact of automated testing tools versus manual testing on defect detection rate among software developers?</w:t>
@@ -22,7 +28,19 @@
     <w:p/>
     <w:p>
       <w:r>
-        <w:t xml:space="preserve">RQ3: </w:t>
+        <w:t>R</w:t>
+      </w:r>
+      <w:r>
+        <w:t xml:space="preserve">esearch </w:t>
+      </w:r>
+      <w:r>
+        <w:t>Q</w:t>
+      </w:r>
+      <w:r>
+        <w:t>uestion</w:t>
+      </w:r>
+      <w:r>
+        <w:t xml:space="preserve">3: </w:t>
       </w:r>
       <w:r>
         <w:t>How does an ML-powered chatbot compared to human customer support influence response time and user satisfaction among e-commerce users?</w:t>
@@ -641,6 +659,7 @@
   <w:style w:type="character" w:default="1" w:styleId="DefaultParagraphFont">
     <w:name w:val="Default Paragraph Font"/>
     <w:uiPriority w:val="1"/>
+    <w:semiHidden/>
     <w:unhideWhenUsed/>
   </w:style>
   <w:style w:type="table" w:default="1" w:styleId="TableNormal">
